--- a/expt1_traits/protocols/colony forming units (CFU) 6x6 drop plating.docx
+++ b/expt1_traits/protocols/colony forming units (CFU) 6x6 drop plating.docx
@@ -2601,7 +2601,7 @@
       <w:rPr>
         <w:lang w:val="it-CH"/>
       </w:rPr>
-      <w:t>Ana-Hermina Ghenu</w:t>
+      <w:t>1st author</w:t>
     </w:r>
     <w:r>
       <w:rPr>
@@ -3856,6 +3856,7 @@
   <w:style w:type="character" w:default="1" w:styleId="DefaultParagraphFont">
     <w:name w:val="Default Paragraph Font"/>
     <w:uiPriority w:val="1"/>
+    <w:semiHidden/>
     <w:unhideWhenUsed/>
   </w:style>
   <w:style w:type="table" w:default="1" w:styleId="TableNormal">
